--- a/memoriasPIMGuillermoMerchante/MEMORIA_PIM_GUILLERMOMERCHANTE2026.docx
+++ b/memoriasPIMGuillermoMerchante/MEMORIA_PIM_GUILLERMOMERCHANTE2026.docx
@@ -574,21 +574,66 @@
           <w:rPr>
             <w:rStyle w:val="Hipervnculo"/>
           </w:rPr>
-          <w:t>https://github.com/GuillermoMer/proyecto_intermodular_Smart_Building/blob/main/</w:t>
+          <w:t xml:space="preserve">proyecto_intermodular_Smart_Building/memoriasPIMGuillermoMerchante at </w:t>
+        </w:r>
+        <w:proofErr w:type="spellStart"/>
+        <w:r>
+          <w:rPr>
+            <w:rStyle w:val="Hipervnculo"/>
+          </w:rPr>
+          <w:t>main</w:t>
+        </w:r>
+        <w:proofErr w:type="spellEnd"/>
+        <w:r>
+          <w:rPr>
+            <w:rStyle w:val="Hipervnculo"/>
+          </w:rPr>
+          <w:t xml:space="preserve"> · </w:t>
+        </w:r>
+        <w:proofErr w:type="spellStart"/>
+        <w:r>
+          <w:rPr>
+            <w:rStyle w:val="Hipervnculo"/>
+          </w:rPr>
+          <w:t>GuillermoMer</w:t>
+        </w:r>
+        <w:proofErr w:type="spellEnd"/>
+        <w:r>
+          <w:rPr>
+            <w:rStyle w:val="Hipervnculo"/>
+          </w:rPr>
+          <w:t>/</w:t>
+        </w:r>
+        <w:proofErr w:type="spellStart"/>
+        <w:r>
+          <w:rPr>
+            <w:rStyle w:val="Hipervnculo"/>
+          </w:rPr>
+          <w:t>proyecto_intermodular_Smart_Bu</w:t>
         </w:r>
         <w:r>
           <w:rPr>
             <w:rStyle w:val="Hipervnculo"/>
           </w:rPr>
-          <w:t>memorias/</w:t>
+          <w:t>i</w:t>
         </w:r>
         <w:r>
           <w:rPr>
             <w:rStyle w:val="Hipervnculo"/>
           </w:rPr>
-          <w:t>memoriasPIMGuillermoMerchante</w:t>
+          <w:t>lding</w:t>
+        </w:r>
+        <w:proofErr w:type="spellEnd"/>
+        <w:r>
+          <w:rPr>
+            <w:rStyle w:val="Hipervnculo"/>
+          </w:rPr>
+          <w:t xml:space="preserve"> · GitHub</w:t>
         </w:r>
       </w:hyperlink>
+      <w:r>
+        <w:t xml:space="preserve">  </w:t>
+      </w:r>
       <w:r>
         <w:t xml:space="preserve">  </w:t>
       </w:r>
@@ -626,20 +671,23 @@
           <w:rPr>
             <w:rStyle w:val="Hipervnculo"/>
           </w:rPr>
-          <w:t>https://github.com/GuillermoMer/proyecto_intermodular_Smart_Building/blob/main/</w:t>
+          <w:t>https://github.com/GuillermoMer/proyecto_intermodular_Smart_Building/tree/main/Manual%20de%20uso%20Guillerm</w:t>
         </w:r>
         <w:r>
           <w:rPr>
             <w:rStyle w:val="Hipervnculo"/>
           </w:rPr>
-          <w:t>manual_usuario_smartbuilding_guillermomerchante.pdf</w:t>
+          <w:t>o</w:t>
+        </w:r>
+        <w:r>
+          <w:rPr>
+            <w:rStyle w:val="Hipervnculo"/>
+          </w:rPr>
+          <w:t>Merchante</w:t>
         </w:r>
       </w:hyperlink>
       <w:r>
         <w:t xml:space="preserve"> </w:t>
-      </w:r>
-      <w:r>
-        <w:t xml:space="preserve">  </w:t>
       </w:r>
     </w:p>
     <w:p>
@@ -28016,6 +28064,17 @@
           <w:rFonts w:ascii="Times New Roman" w:hAnsi="Times New Roman" w:cs="Times New Roman"/>
         </w:rPr>
       </w:pPr>
+    </w:p>
+    <w:p>
+      <w:pPr>
+        <w:tabs>
+          <w:tab w:val="left" w:pos="2535"/>
+        </w:tabs>
+        <w:spacing w:after="0"/>
+        <w:rPr>
+          <w:rFonts w:ascii="Times New Roman" w:hAnsi="Times New Roman" w:cs="Times New Roman"/>
+        </w:rPr>
+      </w:pPr>
       <w:r>
         <w:rPr>
           <w:rFonts w:ascii="Times New Roman" w:hAnsi="Times New Roman" w:cs="Times New Roman"/>
@@ -43646,7 +43705,8 @@
       </w:pPr>
     </w:p>
     <w:sectPr>
-      <w:footerReference w:type="default" r:id="rId60"/>
+      <w:headerReference w:type="default" r:id="rId60"/>
+      <w:footerReference w:type="default" r:id="rId61"/>
       <w:pgSz w:w="11906" w:h="16838"/>
       <w:pgMar w:top="1417" w:right="1701" w:bottom="1417" w:left="1701" w:header="708" w:footer="708" w:gutter="0"/>
       <w:cols w:space="708"/>
@@ -43747,6 +43807,27 @@
     </w:p>
   </w:footnote>
 </w:footnotes>
+</file>
+
+<file path=word/header1.xml><?xml version="1.0" encoding="utf-8"?>
+<w:hdr xmlns:wpc="http://schemas.microsoft.com/office/word/2010/wordprocessingCanvas" xmlns:cx="http://schemas.microsoft.com/office/drawing/2014/chartex" xmlns:cx1="http://schemas.microsoft.com/office/drawing/2015/9/8/chartex" xmlns:cx2="http://schemas.microsoft.com/office/drawing/2015/10/21/chartex" xmlns:cx3="http://schemas.microsoft.com/office/drawing/2016/5/9/chartex" xmlns:cx4="http://schemas.microsoft.com/office/drawing/2016/5/10/chartex" xmlns:cx5="http://schemas.microsoft.com/office/drawing/2016/5/11/chartex" xmlns:cx6="http://schemas.microsoft.com/office/drawing/2016/5/12/chartex" xmlns:cx7="http://schemas.microsoft.com/office/drawing/2016/5/13/chartex" xmlns:cx8="http://schemas.microsoft.com/office/drawing/2016/5/14/chartex" xmlns:mc="http://schemas.openxmlformats.org/markup-compatibility/2006" xmlns:aink="http://schemas.microsoft.com/office/drawing/2016/ink" xmlns:am3d="http://schemas.microsoft.com/office/drawing/2017/model3d" xmlns:o="urn:schemas-microsoft-com:office:office" xmlns:oel="http://schemas.microsoft.com/office/2019/extlst" xmlns:r="http://schemas.openxmlformats.org/officeDocument/2006/relationships" xmlns:m="http://schemas.openxmlformats.org/officeDocument/2006/math" xmlns:v="urn:schemas-microsoft-com:vml" xmlns:wp14="http://schemas.microsoft.com/office/word/2010/wordprocessingDrawing" xmlns:wp="http://schemas.openxmlformats.org/drawingml/2006/wordprocessingDrawing" xmlns:w10="urn:schemas-microsoft-com:office:word" xmlns:w="http://schemas.openxmlformats.org/wordprocessingml/2006/main" xmlns:w14="http://schemas.microsoft.com/office/word/2010/wordml" xmlns:w15="http://schemas.microsoft.com/office/word/2012/wordml" xmlns:w16cex="http://schemas.microsoft.com/office/word/2018/wordml/cex" xmlns:w16cid="http://schemas.microsoft.com/office/word/2016/wordml/cid" xmlns:w16="http://schemas.microsoft.com/office/word/2018/wordml" xmlns:w16du="http://schemas.microsoft.com/office/word/2023/wordml/word16du" xmlns:w16sdtdh="http://schemas.microsoft.com/office/word/2020/wordml/sdtdatahash" xmlns:w16sdtfl="http://schemas.microsoft.com/office/word/2024/wordml/sdtformatlock" xmlns:w16se="http://schemas.microsoft.com/office/word/2015/wordml/symex" xmlns:wpg="http://schemas.microsoft.com/office/word/2010/wordprocessingGroup" xmlns:wpi="http://schemas.microsoft.com/office/word/2010/wordprocessingInk" xmlns:wne="http://schemas.microsoft.com/office/word/2006/wordml" xmlns:wps="http://schemas.microsoft.com/office/word/2010/wordprocessingShape" mc:Ignorable="w14 w15 w16se w16cid w16 w16cex w16sdtdh w16sdtfl w16du wp14">
+  <w:p>
+    <w:pPr>
+      <w:pStyle w:val="Encabezado"/>
+    </w:pPr>
+    <w:r>
+      <w:t xml:space="preserve">Proyecto </w:t>
+    </w:r>
+    <w:proofErr w:type="spellStart"/>
+    <w:r>
+      <w:t>intermodular</w:t>
+    </w:r>
+    <w:proofErr w:type="spellEnd"/>
+    <w:r>
+      <w:t xml:space="preserve"> Guillermo Merchante Albacete</w:t>
+    </w:r>
+  </w:p>
+</w:hdr>
 </file>
 
 <file path=word/numbering.xml><?xml version="1.0" encoding="utf-8"?>
